--- a/data/documents/Федеральные клинические рекомендации Переломы проксимального отдела (Корректировка - 1).docx
+++ b/data/documents/Федеральные клинические рекомендации Переломы проксимального отдела (Корректировка - 1).docx
@@ -463,7 +463,6 @@
               <w:rPr>
                 <w:sz w:val="20"/>
                 <w:szCs w:val="20"/>
-                <w:lang w:val="en-US"/>
               </w:rPr>
             </w:pPr>
             <w:r>
@@ -481,7 +480,6 @@
               <w:rPr>
                 <w:sz w:val="20"/>
                 <w:szCs w:val="20"/>
-                <w:lang w:val="en-US"/>
               </w:rPr>
             </w:pPr>
           </w:p>
@@ -494,7 +492,6 @@
                 <w:bCs/>
                 <w:sz w:val="20"/>
                 <w:szCs w:val="20"/>
-                <w:lang w:val="en-US"/>
               </w:rPr>
             </w:pPr>
           </w:p>
@@ -505,7 +502,6 @@
               <w:rPr>
                 <w:sz w:val="20"/>
                 <w:szCs w:val="20"/>
-                <w:lang w:val="en-US"/>
               </w:rPr>
             </w:pPr>
           </w:p>
@@ -516,7 +512,6 @@
               <w:rPr>
                 <w:sz w:val="20"/>
                 <w:szCs w:val="20"/>
-                <w:lang w:val="en-US"/>
               </w:rPr>
             </w:pPr>
           </w:p>
@@ -527,7 +522,6 @@
               <w:rPr>
                 <w:sz w:val="20"/>
                 <w:szCs w:val="20"/>
-                <w:lang w:val="en-US"/>
               </w:rPr>
             </w:pPr>
           </w:p>
@@ -1770,6 +1764,7 @@
       </w:pPr>
       <w:bookmarkStart w:id="1" w:name="_Toc215328550"/>
       <w:r>
+        <w:lastRenderedPageBreak/>
         <w:t>Ключевые</w:t>
       </w:r>
       <w:r>
@@ -1864,12 +1859,21 @@
           <w:szCs w:val="24"/>
         </w:rPr>
       </w:pPr>
-      <w:r>
-        <w:rPr>
-          <w:sz w:val="24"/>
-          <w:szCs w:val="24"/>
-        </w:rPr>
-        <w:t>Межвертельные переломы</w:t>
+      <w:proofErr w:type="spellStart"/>
+      <w:r>
+        <w:rPr>
+          <w:sz w:val="24"/>
+          <w:szCs w:val="24"/>
+        </w:rPr>
+        <w:t>Межвертельные</w:t>
+      </w:r>
+      <w:proofErr w:type="spellEnd"/>
+      <w:r>
+        <w:rPr>
+          <w:sz w:val="24"/>
+          <w:szCs w:val="24"/>
+        </w:rPr>
+        <w:t xml:space="preserve"> переломы</w:t>
       </w:r>
     </w:p>
     <w:p>
@@ -1966,29 +1970,47 @@
           <w:szCs w:val="24"/>
         </w:rPr>
       </w:pPr>
-      <w:r>
-        <w:rPr>
-          <w:sz w:val="24"/>
-          <w:szCs w:val="24"/>
-        </w:rPr>
-        <w:t>Периоперационное ведение</w:t>
-      </w:r>
-    </w:p>
-    <w:p>
-      <w:pPr>
-        <w:spacing w:line="360" w:lineRule="auto"/>
-        <w:jc w:val="both"/>
-        <w:rPr>
-          <w:sz w:val="24"/>
-          <w:szCs w:val="24"/>
-        </w:rPr>
-      </w:pPr>
-      <w:r>
-        <w:rPr>
-          <w:sz w:val="24"/>
-          <w:szCs w:val="24"/>
-        </w:rPr>
-        <w:t>Подвертельные переломы</w:t>
+      <w:proofErr w:type="spellStart"/>
+      <w:r>
+        <w:rPr>
+          <w:sz w:val="24"/>
+          <w:szCs w:val="24"/>
+        </w:rPr>
+        <w:t>Периоперационное</w:t>
+      </w:r>
+      <w:proofErr w:type="spellEnd"/>
+      <w:r>
+        <w:rPr>
+          <w:sz w:val="24"/>
+          <w:szCs w:val="24"/>
+        </w:rPr>
+        <w:t xml:space="preserve"> ведение</w:t>
+      </w:r>
+    </w:p>
+    <w:p>
+      <w:pPr>
+        <w:spacing w:line="360" w:lineRule="auto"/>
+        <w:jc w:val="both"/>
+        <w:rPr>
+          <w:sz w:val="24"/>
+          <w:szCs w:val="24"/>
+        </w:rPr>
+      </w:pPr>
+      <w:proofErr w:type="spellStart"/>
+      <w:r>
+        <w:rPr>
+          <w:sz w:val="24"/>
+          <w:szCs w:val="24"/>
+        </w:rPr>
+        <w:t>Подвертельные</w:t>
+      </w:r>
+      <w:proofErr w:type="spellEnd"/>
+      <w:r>
+        <w:rPr>
+          <w:sz w:val="24"/>
+          <w:szCs w:val="24"/>
+        </w:rPr>
+        <w:t xml:space="preserve"> переломы</w:t>
       </w:r>
     </w:p>
     <w:p>
@@ -2034,6 +2056,7 @@
           <w:szCs w:val="24"/>
         </w:rPr>
       </w:pPr>
+      <w:proofErr w:type="spellStart"/>
       <w:r>
         <w:rPr>
           <w:sz w:val="24"/>
@@ -2041,23 +2064,42 @@
         </w:rPr>
         <w:t>Тромбопрофилактика</w:t>
       </w:r>
-    </w:p>
-    <w:p>
-      <w:pPr>
-        <w:spacing w:line="360" w:lineRule="auto"/>
-        <w:jc w:val="both"/>
-        <w:rPr>
-          <w:sz w:val="24"/>
-          <w:szCs w:val="24"/>
-        </w:rPr>
-      </w:pPr>
-      <w:r>
-        <w:rPr>
-          <w:sz w:val="24"/>
-          <w:szCs w:val="24"/>
-        </w:rPr>
-        <w:t>Чрезвертельные преломы</w:t>
-      </w:r>
+      <w:proofErr w:type="spellEnd"/>
+    </w:p>
+    <w:p>
+      <w:pPr>
+        <w:spacing w:line="360" w:lineRule="auto"/>
+        <w:jc w:val="both"/>
+        <w:rPr>
+          <w:sz w:val="24"/>
+          <w:szCs w:val="24"/>
+        </w:rPr>
+      </w:pPr>
+      <w:proofErr w:type="spellStart"/>
+      <w:r>
+        <w:rPr>
+          <w:sz w:val="24"/>
+          <w:szCs w:val="24"/>
+        </w:rPr>
+        <w:t>Чрезвертельные</w:t>
+      </w:r>
+      <w:proofErr w:type="spellEnd"/>
+      <w:r>
+        <w:rPr>
+          <w:sz w:val="24"/>
+          <w:szCs w:val="24"/>
+        </w:rPr>
+        <w:t xml:space="preserve"> </w:t>
+      </w:r>
+      <w:proofErr w:type="spellStart"/>
+      <w:r>
+        <w:rPr>
+          <w:sz w:val="24"/>
+          <w:szCs w:val="24"/>
+        </w:rPr>
+        <w:t>преломы</w:t>
+      </w:r>
+      <w:proofErr w:type="spellEnd"/>
     </w:p>
     <w:p>
       <w:pPr>
@@ -2084,6 +2126,7 @@
       </w:pPr>
       <w:bookmarkStart w:id="2" w:name="_Toc215328551"/>
       <w:r>
+        <w:lastRenderedPageBreak/>
         <w:t xml:space="preserve">Список </w:t>
       </w:r>
       <w:r>
@@ -2212,6 +2255,7 @@
         </w:rPr>
         <w:t xml:space="preserve"> </w:t>
       </w:r>
+      <w:proofErr w:type="spellStart"/>
       <w:r>
         <w:rPr>
           <w:sz w:val="24"/>
@@ -2220,6 +2264,7 @@
         </w:rPr>
         <w:t>Anaesthesiologists</w:t>
       </w:r>
+      <w:proofErr w:type="spellEnd"/>
       <w:r>
         <w:rPr>
           <w:sz w:val="24"/>
@@ -2514,7 +2559,23 @@
           <w:sz w:val="24"/>
           <w:szCs w:val="24"/>
         </w:rPr>
-        <w:t>ПАП – периоперационная антибиотикопрофилактика;</w:t>
+        <w:t xml:space="preserve">ПАП – </w:t>
+      </w:r>
+      <w:proofErr w:type="spellStart"/>
+      <w:r>
+        <w:rPr>
+          <w:sz w:val="24"/>
+          <w:szCs w:val="24"/>
+        </w:rPr>
+        <w:t>периоперационная</w:t>
+      </w:r>
+      <w:proofErr w:type="spellEnd"/>
+      <w:r>
+        <w:rPr>
+          <w:sz w:val="24"/>
+          <w:szCs w:val="24"/>
+        </w:rPr>
+        <w:t xml:space="preserve"> антибиотикопрофилактика;</w:t>
       </w:r>
     </w:p>
     <w:p>
@@ -2599,7 +2660,23 @@
           <w:sz w:val="24"/>
           <w:szCs w:val="24"/>
         </w:rPr>
-        <w:t>ТП – тромбопрофилактика;</w:t>
+        <w:t xml:space="preserve">ТП – </w:t>
+      </w:r>
+      <w:proofErr w:type="spellStart"/>
+      <w:r>
+        <w:rPr>
+          <w:sz w:val="24"/>
+          <w:szCs w:val="24"/>
+        </w:rPr>
+        <w:t>тромбопрофилактика</w:t>
+      </w:r>
+      <w:proofErr w:type="spellEnd"/>
+      <w:r>
+        <w:rPr>
+          <w:sz w:val="24"/>
+          <w:szCs w:val="24"/>
+        </w:rPr>
+        <w:t>;</w:t>
       </w:r>
     </w:p>
     <w:p>
@@ -2667,7 +2744,23 @@
           <w:sz w:val="24"/>
           <w:szCs w:val="24"/>
         </w:rPr>
-        <w:t>ЦМФ – цефаломедуллярный фиксатор;</w:t>
+        <w:t xml:space="preserve">ЦМФ – </w:t>
+      </w:r>
+      <w:proofErr w:type="spellStart"/>
+      <w:r>
+        <w:rPr>
+          <w:sz w:val="24"/>
+          <w:szCs w:val="24"/>
+        </w:rPr>
+        <w:t>цефаломедуллярный</w:t>
+      </w:r>
+      <w:proofErr w:type="spellEnd"/>
+      <w:r>
+        <w:rPr>
+          <w:sz w:val="24"/>
+          <w:szCs w:val="24"/>
+        </w:rPr>
+        <w:t xml:space="preserve"> фиксатор;</w:t>
       </w:r>
     </w:p>
     <w:p>
@@ -2713,12 +2806,21 @@
           <w:szCs w:val="24"/>
         </w:rPr>
       </w:pPr>
-      <w:r>
-        <w:rPr>
-          <w:sz w:val="24"/>
-          <w:szCs w:val="24"/>
-        </w:rPr>
-        <w:t>ЭхоКГ – эхокардиография;</w:t>
+      <w:proofErr w:type="spellStart"/>
+      <w:r>
+        <w:rPr>
+          <w:sz w:val="24"/>
+          <w:szCs w:val="24"/>
+        </w:rPr>
+        <w:t>ЭхоКГ</w:t>
+      </w:r>
+      <w:proofErr w:type="spellEnd"/>
+      <w:r>
+        <w:rPr>
+          <w:sz w:val="24"/>
+          <w:szCs w:val="24"/>
+        </w:rPr>
+        <w:t xml:space="preserve"> – эхокардиография;</w:t>
       </w:r>
     </w:p>
     <w:p>
@@ -2763,6 +2865,7 @@
       </w:pPr>
       <w:bookmarkStart w:id="3" w:name="_Toc215328552"/>
       <w:r>
+        <w:lastRenderedPageBreak/>
         <w:t>1.</w:t>
       </w:r>
       <w:r>
@@ -2859,7 +2962,49 @@
           <w:sz w:val="24"/>
           <w:szCs w:val="24"/>
         </w:rPr>
-        <w:t xml:space="preserve"> врачи травматологи-ортопеды, врачи анестезиологиреаниматологи, врачи-тераперты, врачи-гериатры, врачи-реабилитологи, специалисты в области организации здравоохранения и общественного здоровья.</w:t>
+        <w:t xml:space="preserve"> врачи травматологи-ортопеды, врачи </w:t>
+      </w:r>
+      <w:r>
+        <w:rPr>
+          <w:sz w:val="24"/>
+          <w:szCs w:val="24"/>
+        </w:rPr>
+        <w:t>анестезиологи</w:t>
+      </w:r>
+      <w:r>
+        <w:rPr>
+          <w:sz w:val="24"/>
+          <w:szCs w:val="24"/>
+        </w:rPr>
+        <w:t>-</w:t>
+      </w:r>
+      <w:r>
+        <w:rPr>
+          <w:sz w:val="24"/>
+          <w:szCs w:val="24"/>
+        </w:rPr>
+        <w:t>реаниматологи</w:t>
+      </w:r>
+      <w:r>
+        <w:rPr>
+          <w:sz w:val="24"/>
+          <w:szCs w:val="24"/>
+        </w:rPr>
+        <w:t>, врачи-</w:t>
+      </w:r>
+      <w:r>
+        <w:rPr>
+          <w:sz w:val="24"/>
+          <w:szCs w:val="24"/>
+        </w:rPr>
+        <w:t>терапевты</w:t>
+      </w:r>
+      <w:r>
+        <w:rPr>
+          <w:sz w:val="24"/>
+          <w:szCs w:val="24"/>
+        </w:rPr>
+        <w:t>, врачи-гериатры, врачи-реабилитологи, специалисты в области организации здравоохранения и общественного здоровья.</w:t>
       </w:r>
     </w:p>
     <w:p>
@@ -3232,7 +3377,25 @@
           <w:szCs w:val="24"/>
           <w:lang w:val="en-US"/>
         </w:rPr>
-        <w:t>: American Academy of Orthopaedic Surgeons (AAOS) [23], National Institute of Health and Care Excellence (NICE) [123], Scottish Intercollegiate Guidelines Network (SIGN) [159], National Clinical Guideline Centre (NCGC) [121, 122], Agency for Healthcare Research and Quality (AHRQ) [21], Australian and New Zealand Hip Fracture Registry (ANZHFR) Steering Group [26].</w:t>
+        <w:t xml:space="preserve">: American Academy of </w:t>
+      </w:r>
+      <w:proofErr w:type="spellStart"/>
+      <w:r>
+        <w:rPr>
+          <w:sz w:val="24"/>
+          <w:szCs w:val="24"/>
+          <w:lang w:val="en-US"/>
+        </w:rPr>
+        <w:t>Orthopaedic</w:t>
+      </w:r>
+      <w:proofErr w:type="spellEnd"/>
+      <w:r>
+        <w:rPr>
+          <w:sz w:val="24"/>
+          <w:szCs w:val="24"/>
+          <w:lang w:val="en-US"/>
+        </w:rPr>
+        <w:t xml:space="preserve"> Surgeons (AAOS) [23], National Institute of Health and Care Excellence (NICE) [123], Scottish Intercollegiate Guidelines Network (SIGN) [159], National Clinical Guideline Centre (NCGC) [121, 122], Agency for Healthcare Research and Quality (AHRQ) [21], Australian and New Zealand Hip Fracture Registry (ANZHFR) Steering Group [26].</w:t>
       </w:r>
     </w:p>
     <w:p>
@@ -3374,7 +3537,79 @@
           <w:szCs w:val="24"/>
           <w:lang w:val="en-US"/>
         </w:rPr>
-        <w:t>: Anaesthesia Trauma and Critical Care; American Society of Anesthesiologists; American Society of Regional Anesthesia; International Association for Trauma Surgery and Intensive Care Association of Anaesthetists of Great Britain and Ireland; Australian Society of Anaesthetists; European Society of Anaesthesiology, American College of Surgeons Committee on Trauma.</w:t>
+        <w:t xml:space="preserve">: </w:t>
+      </w:r>
+      <w:proofErr w:type="spellStart"/>
+      <w:r>
+        <w:rPr>
+          <w:sz w:val="24"/>
+          <w:szCs w:val="24"/>
+          <w:lang w:val="en-US"/>
+        </w:rPr>
+        <w:t>Anaesthesia</w:t>
+      </w:r>
+      <w:proofErr w:type="spellEnd"/>
+      <w:r>
+        <w:rPr>
+          <w:sz w:val="24"/>
+          <w:szCs w:val="24"/>
+          <w:lang w:val="en-US"/>
+        </w:rPr>
+        <w:t xml:space="preserve"> Trauma and Critical Care; American Society of Anesthesiologists; American Society of Regional Anesthesia; International Association for Trauma Surgery and Intensive Care Association of </w:t>
+      </w:r>
+      <w:proofErr w:type="spellStart"/>
+      <w:r>
+        <w:rPr>
+          <w:sz w:val="24"/>
+          <w:szCs w:val="24"/>
+          <w:lang w:val="en-US"/>
+        </w:rPr>
+        <w:t>Anaesthetists</w:t>
+      </w:r>
+      <w:proofErr w:type="spellEnd"/>
+      <w:r>
+        <w:rPr>
+          <w:sz w:val="24"/>
+          <w:szCs w:val="24"/>
+          <w:lang w:val="en-US"/>
+        </w:rPr>
+        <w:t xml:space="preserve"> of Great Britain and Ireland; Australian Society of </w:t>
+      </w:r>
+      <w:proofErr w:type="spellStart"/>
+      <w:r>
+        <w:rPr>
+          <w:sz w:val="24"/>
+          <w:szCs w:val="24"/>
+          <w:lang w:val="en-US"/>
+        </w:rPr>
+        <w:t>Anaesthetists</w:t>
+      </w:r>
+      <w:proofErr w:type="spellEnd"/>
+      <w:r>
+        <w:rPr>
+          <w:sz w:val="24"/>
+          <w:szCs w:val="24"/>
+          <w:lang w:val="en-US"/>
+        </w:rPr>
+        <w:t xml:space="preserve">; European Society of </w:t>
+      </w:r>
+      <w:proofErr w:type="spellStart"/>
+      <w:r>
+        <w:rPr>
+          <w:sz w:val="24"/>
+          <w:szCs w:val="24"/>
+          <w:lang w:val="en-US"/>
+        </w:rPr>
+        <w:t>Anaesthesiology</w:t>
+      </w:r>
+      <w:proofErr w:type="spellEnd"/>
+      <w:r>
+        <w:rPr>
+          <w:sz w:val="24"/>
+          <w:szCs w:val="24"/>
+          <w:lang w:val="en-US"/>
+        </w:rPr>
+        <w:t>, American College of Surgeons Committee on Trauma.</w:t>
       </w:r>
     </w:p>
     <w:p>
@@ -3398,7 +3633,15 @@
           <w:sz w:val="24"/>
           <w:szCs w:val="24"/>
         </w:rPr>
-        <w:t>Российские национальные клинические рекомендации и стандарты по профилактике венозных тромбоэмболических осложнений: Национальный стандарт Российской Федерации ГОСТ Р 56377-2015 «Клинические рекомендации (протоколы лечения) профилактика тромбоэмболических синдромов» (2015); Российские клинические рекомендации «Профилактика венозных тромбоэмболических осложнений в травматологии и ортопедии» (2012), Клинические рекомендации</w:t>
+        <w:t xml:space="preserve">Российские национальные клинические рекомендации и стандарты по профилактике венозных тромбоэмболических осложнений: Национальный стандарт Российской </w:t>
+      </w:r>
+      <w:r>
+        <w:rPr>
+          <w:sz w:val="24"/>
+          <w:szCs w:val="24"/>
+        </w:rPr>
+        <w:lastRenderedPageBreak/>
+        <w:t>Федерации ГОСТ Р 56377-2015 «Клинические рекомендации (протоколы лечения) профилактика тромбоэмболических синдромов» (2015); Российские клинические рекомендации «Профилактика венозных тромбоэмболических осложнений в травматологии и ортопедии» (2012), Клинические рекомендации</w:t>
       </w:r>
       <w:r>
         <w:rPr>
@@ -3412,7 +3655,23 @@
           <w:sz w:val="24"/>
           <w:szCs w:val="24"/>
         </w:rPr>
-        <w:t>«Периоперационное ведение больных, получающих длительную антитромботическую терапию. Регионарная анестезия и лечение острой боли» (2014).</w:t>
+        <w:t>«</w:t>
+      </w:r>
+      <w:proofErr w:type="spellStart"/>
+      <w:r>
+        <w:rPr>
+          <w:sz w:val="24"/>
+          <w:szCs w:val="24"/>
+        </w:rPr>
+        <w:t>Периоперационное</w:t>
+      </w:r>
+      <w:proofErr w:type="spellEnd"/>
+      <w:r>
+        <w:rPr>
+          <w:sz w:val="24"/>
+          <w:szCs w:val="24"/>
+        </w:rPr>
+        <w:t xml:space="preserve"> ведение больных, получающих длительную антитромботическую терапию. Регионарная анестезия и лечение острой боли» (2014).</w:t>
       </w:r>
     </w:p>
     <w:p>
@@ -3838,7 +4097,23 @@
                 <w:sz w:val="24"/>
                 <w:szCs w:val="24"/>
               </w:rPr>
-              <w:t>Данные получены на основе одиночных рандомизированных исследований или крупных нерандомизированных исследований</w:t>
+              <w:t xml:space="preserve">Данные получены на основе одиночных рандомизированных исследований или крупных </w:t>
+            </w:r>
+            <w:proofErr w:type="spellStart"/>
+            <w:r>
+              <w:rPr>
+                <w:sz w:val="24"/>
+                <w:szCs w:val="24"/>
+              </w:rPr>
+              <w:t>нерандомизированных</w:t>
+            </w:r>
+            <w:proofErr w:type="spellEnd"/>
+            <w:r>
+              <w:rPr>
+                <w:sz w:val="24"/>
+                <w:szCs w:val="24"/>
+              </w:rPr>
+              <w:t xml:space="preserve"> исследований</w:t>
             </w:r>
           </w:p>
         </w:tc>
@@ -4053,6 +4328,7 @@
                 <w:sz w:val="24"/>
               </w:rPr>
             </w:pPr>
+            <w:proofErr w:type="spellStart"/>
             <w:r>
               <w:rPr>
                 <w:b/>
@@ -4060,6 +4336,7 @@
               </w:rPr>
               <w:t>Класс</w:t>
             </w:r>
+            <w:proofErr w:type="spellEnd"/>
             <w:r>
               <w:rPr>
                 <w:b/>
@@ -4068,6 +4345,7 @@
               </w:rPr>
               <w:t xml:space="preserve"> </w:t>
             </w:r>
+            <w:proofErr w:type="spellStart"/>
             <w:r>
               <w:rPr>
                 <w:b/>
@@ -4076,6 +4354,7 @@
               </w:rPr>
               <w:t>рекомендаций</w:t>
             </w:r>
+            <w:proofErr w:type="spellEnd"/>
           </w:p>
         </w:tc>
         <w:tc>
@@ -4092,6 +4371,7 @@
                 <w:sz w:val="24"/>
               </w:rPr>
             </w:pPr>
+            <w:proofErr w:type="spellStart"/>
             <w:r>
               <w:rPr>
                 <w:b/>
@@ -4100,6 +4380,7 @@
               </w:rPr>
               <w:t>Определение</w:t>
             </w:r>
+            <w:proofErr w:type="spellEnd"/>
           </w:p>
         </w:tc>
         <w:tc>
@@ -4116,6 +4397,7 @@
                 <w:sz w:val="24"/>
               </w:rPr>
             </w:pPr>
+            <w:proofErr w:type="spellStart"/>
             <w:r>
               <w:rPr>
                 <w:b/>
@@ -4124,6 +4406,7 @@
               </w:rPr>
               <w:t>Предлагаемая</w:t>
             </w:r>
+            <w:proofErr w:type="spellEnd"/>
           </w:p>
           <w:p>
             <w:pPr>
@@ -4135,6 +4418,7 @@
                 <w:sz w:val="24"/>
               </w:rPr>
             </w:pPr>
+            <w:proofErr w:type="spellStart"/>
             <w:r>
               <w:rPr>
                 <w:b/>
@@ -4143,6 +4427,7 @@
               </w:rPr>
               <w:t>формулировка</w:t>
             </w:r>
+            <w:proofErr w:type="spellEnd"/>
           </w:p>
         </w:tc>
       </w:tr>
@@ -4163,11 +4448,19 @@
                 <w:sz w:val="24"/>
               </w:rPr>
             </w:pPr>
+            <w:proofErr w:type="spellStart"/>
             <w:r>
               <w:rPr>
                 <w:sz w:val="24"/>
               </w:rPr>
-              <w:t xml:space="preserve">Класс </w:t>
+              <w:t>Класс</w:t>
+            </w:r>
+            <w:proofErr w:type="spellEnd"/>
+            <w:r>
+              <w:rPr>
+                <w:sz w:val="24"/>
+              </w:rPr>
+              <w:t xml:space="preserve"> </w:t>
             </w:r>
             <w:r>
               <w:rPr>
@@ -4216,12 +4509,21 @@
                 <w:lang w:val="ru-RU"/>
               </w:rPr>
             </w:pPr>
+            <w:proofErr w:type="spellStart"/>
             <w:r>
               <w:rPr>
                 <w:spacing w:val="-2"/>
                 <w:sz w:val="24"/>
               </w:rPr>
-              <w:t>Рекомендуется/</w:t>
+              <w:t>Рекомендуется</w:t>
+            </w:r>
+            <w:proofErr w:type="spellEnd"/>
+            <w:r>
+              <w:rPr>
+                <w:spacing w:val="-2"/>
+                <w:sz w:val="24"/>
+              </w:rPr>
+              <w:t>/</w:t>
             </w:r>
           </w:p>
           <w:p>
@@ -4233,6 +4535,7 @@
                 <w:sz w:val="24"/>
               </w:rPr>
             </w:pPr>
+            <w:proofErr w:type="spellStart"/>
             <w:r>
               <w:rPr>
                 <w:spacing w:val="-2"/>
@@ -4240,6 +4543,7 @@
               </w:rPr>
               <w:t>показан</w:t>
             </w:r>
+            <w:proofErr w:type="spellEnd"/>
           </w:p>
         </w:tc>
       </w:tr>
@@ -4260,11 +4564,19 @@
                 <w:sz w:val="24"/>
               </w:rPr>
             </w:pPr>
+            <w:proofErr w:type="spellStart"/>
             <w:r>
               <w:rPr>
                 <w:sz w:val="24"/>
               </w:rPr>
-              <w:t xml:space="preserve">Класс </w:t>
+              <w:t>Класс</w:t>
+            </w:r>
+            <w:proofErr w:type="spellEnd"/>
+            <w:r>
+              <w:rPr>
+                <w:sz w:val="24"/>
+              </w:rPr>
+              <w:t xml:space="preserve"> </w:t>
             </w:r>
             <w:r>
               <w:rPr>
@@ -4345,11 +4657,19 @@
                 <w:sz w:val="24"/>
               </w:rPr>
             </w:pPr>
+            <w:proofErr w:type="spellStart"/>
             <w:r>
               <w:rPr>
                 <w:sz w:val="24"/>
               </w:rPr>
-              <w:t xml:space="preserve">Класс </w:t>
+              <w:t>Класс</w:t>
+            </w:r>
+            <w:proofErr w:type="spellEnd"/>
+            <w:r>
+              <w:rPr>
+                <w:sz w:val="24"/>
+              </w:rPr>
+              <w:t xml:space="preserve"> </w:t>
             </w:r>
             <w:r>
               <w:rPr>
@@ -4396,6 +4716,7 @@
                 <w:sz w:val="24"/>
               </w:rPr>
             </w:pPr>
+            <w:proofErr w:type="spellStart"/>
             <w:r>
               <w:rPr>
                 <w:spacing w:val="-2"/>
@@ -4403,6 +4724,7 @@
               </w:rPr>
               <w:t>Целесообразно</w:t>
             </w:r>
+            <w:proofErr w:type="spellEnd"/>
             <w:r>
               <w:rPr>
                 <w:spacing w:val="-2"/>
@@ -4411,6 +4733,7 @@
               </w:rPr>
               <w:t xml:space="preserve"> </w:t>
             </w:r>
+            <w:proofErr w:type="spellStart"/>
             <w:r>
               <w:rPr>
                 <w:spacing w:val="-2"/>
@@ -4418,6 +4741,7 @@
               </w:rPr>
               <w:t>применять</w:t>
             </w:r>
+            <w:proofErr w:type="spellEnd"/>
           </w:p>
         </w:tc>
       </w:tr>
@@ -4438,11 +4762,19 @@
                 <w:sz w:val="24"/>
               </w:rPr>
             </w:pPr>
+            <w:proofErr w:type="spellStart"/>
             <w:r>
               <w:rPr>
                 <w:sz w:val="24"/>
               </w:rPr>
-              <w:t xml:space="preserve">Класс </w:t>
+              <w:t>Класс</w:t>
+            </w:r>
+            <w:proofErr w:type="spellEnd"/>
+            <w:r>
+              <w:rPr>
+                <w:sz w:val="24"/>
+              </w:rPr>
+              <w:t xml:space="preserve"> </w:t>
             </w:r>
             <w:r>
               <w:rPr>
@@ -4489,12 +4821,14 @@
                 <w:sz w:val="24"/>
               </w:rPr>
             </w:pPr>
+            <w:proofErr w:type="spellStart"/>
             <w:r>
               <w:rPr>
                 <w:sz w:val="24"/>
               </w:rPr>
               <w:t>Можно</w:t>
             </w:r>
+            <w:proofErr w:type="spellEnd"/>
             <w:r>
               <w:rPr>
                 <w:spacing w:val="-5"/>
@@ -4502,6 +4836,7 @@
               </w:rPr>
               <w:t xml:space="preserve"> </w:t>
             </w:r>
+            <w:proofErr w:type="spellStart"/>
             <w:r>
               <w:rPr>
                 <w:spacing w:val="-2"/>
@@ -4509,6 +4844,7 @@
               </w:rPr>
               <w:t>применять</w:t>
             </w:r>
+            <w:proofErr w:type="spellEnd"/>
           </w:p>
         </w:tc>
       </w:tr>
@@ -4529,11 +4865,20 @@
                 <w:sz w:val="24"/>
               </w:rPr>
             </w:pPr>
+            <w:proofErr w:type="spellStart"/>
             <w:r>
               <w:rPr>
                 <w:sz w:val="24"/>
               </w:rPr>
-              <w:t xml:space="preserve">Класс </w:t>
+              <w:lastRenderedPageBreak/>
+              <w:t>Класс</w:t>
+            </w:r>
+            <w:proofErr w:type="spellEnd"/>
+            <w:r>
+              <w:rPr>
+                <w:sz w:val="24"/>
+              </w:rPr>
+              <w:t xml:space="preserve"> </w:t>
             </w:r>
             <w:r>
               <w:rPr>
@@ -4580,19 +4925,30 @@
                 <w:sz w:val="24"/>
               </w:rPr>
             </w:pPr>
+            <w:proofErr w:type="spellStart"/>
             <w:r>
               <w:rPr>
                 <w:sz w:val="24"/>
               </w:rPr>
               <w:t>Не</w:t>
             </w:r>
+            <w:proofErr w:type="spellEnd"/>
             <w:r>
               <w:rPr>
                 <w:spacing w:val="-2"/>
                 <w:sz w:val="24"/>
               </w:rPr>
-              <w:t xml:space="preserve"> рекомендуется</w:t>
-            </w:r>
+              <w:t xml:space="preserve"> </w:t>
+            </w:r>
+            <w:proofErr w:type="spellStart"/>
+            <w:r>
+              <w:rPr>
+                <w:spacing w:val="-2"/>
+                <w:sz w:val="24"/>
+              </w:rPr>
+              <w:t>рекомендуется</w:t>
+            </w:r>
+            <w:proofErr w:type="spellEnd"/>
           </w:p>
         </w:tc>
       </w:tr>
@@ -4683,8 +5039,9 @@
           <w:sz w:val="24"/>
           <w:szCs w:val="24"/>
         </w:rPr>
-        <w:t>Индикаторы доброкачественной практики (Good Practice Points –</w:t>
-      </w:r>
+        <w:t xml:space="preserve">Индикаторы доброкачественной практики (Good </w:t>
+      </w:r>
+      <w:proofErr w:type="spellStart"/>
       <w:r>
         <w:rPr>
           <w:b/>
@@ -4692,8 +5049,9 @@
           <w:sz w:val="24"/>
           <w:szCs w:val="24"/>
         </w:rPr>
-        <w:t xml:space="preserve"> </w:t>
-      </w:r>
+        <w:t>Practice</w:t>
+      </w:r>
+      <w:proofErr w:type="spellEnd"/>
       <w:r>
         <w:rPr>
           <w:b/>
@@ -4701,35 +5059,9 @@
           <w:sz w:val="24"/>
           <w:szCs w:val="24"/>
         </w:rPr>
-        <w:t>GPPs)</w:t>
-      </w:r>
-    </w:p>
-    <w:p>
-      <w:pPr>
-        <w:spacing w:line="360" w:lineRule="auto"/>
-        <w:jc w:val="both"/>
-        <w:rPr>
-          <w:sz w:val="24"/>
-          <w:szCs w:val="24"/>
-        </w:rPr>
-      </w:pPr>
-      <w:r>
-        <w:rPr>
-          <w:sz w:val="24"/>
-          <w:szCs w:val="24"/>
-        </w:rPr>
-        <w:t>Рекомендуемая практика базируется на большом практическом опыте членов рабочей группы по разработке рекомендаций.</w:t>
-      </w:r>
-    </w:p>
-    <w:p>
-      <w:pPr>
-        <w:spacing w:line="360" w:lineRule="auto"/>
-        <w:jc w:val="both"/>
-        <w:rPr>
-          <w:sz w:val="24"/>
-          <w:szCs w:val="24"/>
-        </w:rPr>
-      </w:pPr>
+        <w:t xml:space="preserve"> </w:t>
+      </w:r>
+      <w:proofErr w:type="spellStart"/>
       <w:r>
         <w:rPr>
           <w:b/>
@@ -4737,27 +5069,18 @@
           <w:sz w:val="24"/>
           <w:szCs w:val="24"/>
         </w:rPr>
-        <w:t>Клинико-экономический анализ</w:t>
-      </w:r>
-      <w:r>
-        <w:rPr>
-          <w:sz w:val="24"/>
-          <w:szCs w:val="24"/>
-        </w:rPr>
-        <w:t xml:space="preserve"> не проводился. Публикации по фармакоэкономике анализу не подвергались.</w:t>
-      </w:r>
-    </w:p>
-    <w:p>
-      <w:pPr>
-        <w:spacing w:line="360" w:lineRule="auto"/>
-        <w:jc w:val="both"/>
+        <w:t>Points</w:t>
+      </w:r>
+      <w:proofErr w:type="spellEnd"/>
+      <w:r>
         <w:rPr>
           <w:b/>
           <w:bCs/>
           <w:sz w:val="24"/>
           <w:szCs w:val="24"/>
         </w:rPr>
-      </w:pPr>
+        <w:t xml:space="preserve"> –</w:t>
+      </w:r>
       <w:r>
         <w:rPr>
           <w:b/>
@@ -4765,6 +5088,90 @@
           <w:sz w:val="24"/>
           <w:szCs w:val="24"/>
         </w:rPr>
+        <w:t xml:space="preserve"> </w:t>
+      </w:r>
+      <w:proofErr w:type="spellStart"/>
+      <w:r>
+        <w:rPr>
+          <w:b/>
+          <w:bCs/>
+          <w:sz w:val="24"/>
+          <w:szCs w:val="24"/>
+        </w:rPr>
+        <w:t>GPPs</w:t>
+      </w:r>
+      <w:proofErr w:type="spellEnd"/>
+      <w:r>
+        <w:rPr>
+          <w:b/>
+          <w:bCs/>
+          <w:sz w:val="24"/>
+          <w:szCs w:val="24"/>
+        </w:rPr>
+        <w:t>)</w:t>
+      </w:r>
+    </w:p>
+    <w:p>
+      <w:pPr>
+        <w:spacing w:line="360" w:lineRule="auto"/>
+        <w:jc w:val="both"/>
+        <w:rPr>
+          <w:sz w:val="24"/>
+          <w:szCs w:val="24"/>
+        </w:rPr>
+      </w:pPr>
+      <w:r>
+        <w:rPr>
+          <w:sz w:val="24"/>
+          <w:szCs w:val="24"/>
+        </w:rPr>
+        <w:t>Рекомендуемая практика базируется на большом практическом опыте членов рабочей группы по разработке рекомендаций.</w:t>
+      </w:r>
+    </w:p>
+    <w:p>
+      <w:pPr>
+        <w:spacing w:line="360" w:lineRule="auto"/>
+        <w:jc w:val="both"/>
+        <w:rPr>
+          <w:sz w:val="24"/>
+          <w:szCs w:val="24"/>
+        </w:rPr>
+      </w:pPr>
+      <w:r>
+        <w:rPr>
+          <w:b/>
+          <w:bCs/>
+          <w:sz w:val="24"/>
+          <w:szCs w:val="24"/>
+        </w:rPr>
+        <w:t>Клинико-экономический анализ</w:t>
+      </w:r>
+      <w:r>
+        <w:rPr>
+          <w:sz w:val="24"/>
+          <w:szCs w:val="24"/>
+        </w:rPr>
+        <w:t xml:space="preserve"> не проводился. Публикации по фармакоэкономике анализу не подвергались.</w:t>
+      </w:r>
+    </w:p>
+    <w:p>
+      <w:pPr>
+        <w:spacing w:line="360" w:lineRule="auto"/>
+        <w:jc w:val="both"/>
+        <w:rPr>
+          <w:b/>
+          <w:bCs/>
+          <w:sz w:val="24"/>
+          <w:szCs w:val="24"/>
+        </w:rPr>
+      </w:pPr>
+      <w:r>
+        <w:rPr>
+          <w:b/>
+          <w:bCs/>
+          <w:sz w:val="24"/>
+          <w:szCs w:val="24"/>
+        </w:rPr>
         <w:t>Метод валидизации рекомендаций:</w:t>
       </w:r>
     </w:p>
@@ -4863,7 +5270,23 @@
           <w:sz w:val="24"/>
           <w:szCs w:val="24"/>
         </w:rPr>
-        <w:t>Настоящие рекомендации созданы в соответствии с Национальным стандартом РФ ГОСТ Р 56034-2014. В своей предварительной версии рекомендации были рецензированы независимыми экспертами, которые оценивали то, насколько интерпретация представленных доказательств, лежащих в основе рекомендаций, доступна для понимания. Получены комментарии практикующих врачей травматологов-ортопедов, анестезиологов-реаниматологов и клинических фармакологов в отношении доходчивости изложения рекомендаций и их важности.</w:t>
+        <w:t xml:space="preserve">Настоящие рекомендации созданы в соответствии с Национальным стандартом РФ ГОСТ Р </w:t>
+      </w:r>
+      <w:proofErr w:type="gramStart"/>
+      <w:r>
+        <w:rPr>
+          <w:sz w:val="24"/>
+          <w:szCs w:val="24"/>
+        </w:rPr>
+        <w:t>56034-2014</w:t>
+      </w:r>
+      <w:proofErr w:type="gramEnd"/>
+      <w:r>
+        <w:rPr>
+          <w:sz w:val="24"/>
+          <w:szCs w:val="24"/>
+        </w:rPr>
+        <w:t>. В своей предварительной версии рекомендации были рецензированы независимыми экспертами, которые оценивали то, насколько интерпретация представленных доказательств, лежащих в основе рекомендаций, доступна для понимания. Получены комментарии практикующих врачей травматологов-ортопедов, анестезиологов-реаниматологов и клинических фармакологов в отношении доходчивости изложения рекомендаций и их важности.</w:t>
       </w:r>
     </w:p>
     <w:p>
@@ -4928,7 +5351,15 @@
           <w:sz w:val="24"/>
           <w:szCs w:val="24"/>
         </w:rPr>
-        <w:t>Предварительная версия будет выставлена для широкого обсуждения на сайте Ассоциации травматологов – ортопедов России (АТОР) (www.ator-rf.ru), Федерации анестезиологов</w:t>
+        <w:t xml:space="preserve">Предварительная версия будет выставлена для широкого обсуждения на сайте Ассоциации </w:t>
+      </w:r>
+      <w:r>
+        <w:rPr>
+          <w:sz w:val="24"/>
+          <w:szCs w:val="24"/>
+        </w:rPr>
+        <w:lastRenderedPageBreak/>
+        <w:t>травматологов – ортопедов России (АТОР) (www.ator-rf.ru), Федерации анестезиологов</w:t>
       </w:r>
       <w:r>
         <w:rPr>
@@ -5043,24 +5474,88 @@
           <w:sz w:val="24"/>
           <w:szCs w:val="24"/>
         </w:rPr>
-        <w:t>Переломы проксимального отдела бедренной кости (ППОБК) – одна из наиболее распространенных причин поступления больных в стационар травматолого-ортопедического профиля, причем зачастую, и не только у пожилых пациентов с остеопорозом и остеопенией; эти повреждения возникают в результате т.н. «низкоэнергетической травмы», например падения с высоты собственного роста [123]. Для абсолютного большинства пациентов с ППОБК такая травма означает потерю прежней степени мобильности, а для менее активных пациентов – стойкую потерю возможности к самообслуживанию даже в пределах своего жилища. В отношении пациентов с уже имеющейся сопутствующей патологией ППОБК с вынужденным периодом иммобилизации до хирургического лечения ведет к усугублению существующих соматических проблем; так, в течение первых трех месяцев после перелома шейки бедренной кости (ШБК) смертность достигает 5,75% у женщин и 7,95% - у мужчин [80].</w:t>
-      </w:r>
-    </w:p>
-    <w:p>
-      <w:pPr>
-        <w:spacing w:line="360" w:lineRule="auto"/>
-        <w:jc w:val="both"/>
-        <w:rPr>
-          <w:sz w:val="24"/>
-          <w:szCs w:val="24"/>
-        </w:rPr>
-      </w:pPr>
-      <w:r>
-        <w:rPr>
-          <w:sz w:val="24"/>
-          <w:szCs w:val="24"/>
-        </w:rPr>
-        <w:t xml:space="preserve">В Санкт-Петербурге в 1996 г смертность среди пациентов с ППОБК, получавших только консервативное лечение, составляла 42% [3], а в 2011 г, по данным ФГБУ «РНИИТО им. Р.Р.Вредена» МЗ РФ, она составила уже 61%. В Ярославле в период с 1997 по 2004 год средняя смертность в группе пациетов с ППОБК старше 60 лет, в первые двенадцать месяцев после травмы, составила 71.8% [5]. По данным зарубежных авторов, в 2007 г. смертность в течение 120 дней после травмы при консервативном лечении достигала 62% [57]. </w:t>
+        <w:t xml:space="preserve">Переломы проксимального отдела бедренной кости (ППОБК) – одна из наиболее распространенных причин поступления больных в стационар травматолого-ортопедического профиля, причем зачастую, и не только у пожилых пациентов с остеопорозом и </w:t>
+      </w:r>
+      <w:proofErr w:type="spellStart"/>
+      <w:r>
+        <w:rPr>
+          <w:sz w:val="24"/>
+          <w:szCs w:val="24"/>
+        </w:rPr>
+        <w:t>остеопенией</w:t>
+      </w:r>
+      <w:proofErr w:type="spellEnd"/>
+      <w:r>
+        <w:rPr>
+          <w:sz w:val="24"/>
+          <w:szCs w:val="24"/>
+        </w:rPr>
+        <w:t xml:space="preserve">; эти повреждения возникают в результате </w:t>
+      </w:r>
+      <w:proofErr w:type="gramStart"/>
+      <w:r>
+        <w:rPr>
+          <w:sz w:val="24"/>
+          <w:szCs w:val="24"/>
+        </w:rPr>
+        <w:t>т.н.</w:t>
+      </w:r>
+      <w:proofErr w:type="gramEnd"/>
+      <w:r>
+        <w:rPr>
+          <w:sz w:val="24"/>
+          <w:szCs w:val="24"/>
+        </w:rPr>
+        <w:t xml:space="preserve"> «низкоэнергетической травмы», например падения с высоты собственного роста [123]. Для абсолютного большинства пациентов с ППОБК такая травма означает потерю прежней степени мобильности, а для менее активных пациентов – стойкую потерю возможности к самообслуживанию даже в пределах своего жилища. В отношении пациентов с уже имеющейся сопутствующей патологией ППОБК с вынужденным периодом иммобилизации до хирургического лечения ведет к усугублению существующих соматических проблем; так, в течение первых трех месяцев после перелома шейки бедренной кости (ШБК) смертность достигает 5,75% у женщин и 7,95% - у мужчин [80].</w:t>
+      </w:r>
+    </w:p>
+    <w:p>
+      <w:pPr>
+        <w:spacing w:line="360" w:lineRule="auto"/>
+        <w:jc w:val="both"/>
+        <w:rPr>
+          <w:sz w:val="24"/>
+          <w:szCs w:val="24"/>
+        </w:rPr>
+      </w:pPr>
+      <w:r>
+        <w:rPr>
+          <w:sz w:val="24"/>
+          <w:szCs w:val="24"/>
+        </w:rPr>
+        <w:t xml:space="preserve">В Санкт-Петербурге в 1996 г смертность среди пациентов с ППОБК, получавших только консервативное лечение, составляла 42% [3], а в 2011 г, по данным ФГБУ «РНИИТО им. </w:t>
+      </w:r>
+      <w:proofErr w:type="spellStart"/>
+      <w:r>
+        <w:rPr>
+          <w:sz w:val="24"/>
+          <w:szCs w:val="24"/>
+        </w:rPr>
+        <w:t>Р.Р.Вредена</w:t>
+      </w:r>
+      <w:proofErr w:type="spellEnd"/>
+      <w:r>
+        <w:rPr>
+          <w:sz w:val="24"/>
+          <w:szCs w:val="24"/>
+        </w:rPr>
+        <w:t xml:space="preserve">» МЗ РФ, она составила уже 61%. В Ярославле в период с 1997 по 2004 год средняя смертность в группе </w:t>
+      </w:r>
+      <w:proofErr w:type="spellStart"/>
+      <w:r>
+        <w:rPr>
+          <w:sz w:val="24"/>
+          <w:szCs w:val="24"/>
+        </w:rPr>
+        <w:t>пациетов</w:t>
+      </w:r>
+      <w:proofErr w:type="spellEnd"/>
+      <w:r>
+        <w:rPr>
+          <w:sz w:val="24"/>
+          <w:szCs w:val="24"/>
+        </w:rPr>
+        <w:t xml:space="preserve"> с ППОБК старше 60 лет, в первые двенадцать месяцев после травмы, составила 71.8% [5]. По данным зарубежных авторов, в 2007 г. смертность в течение 120 дней после травмы при консервативном лечении достигала 62% [57]. </w:t>
       </w:r>
       <w:r>
         <w:rPr>
@@ -5093,41 +5588,97 @@
           <w:sz w:val="24"/>
           <w:szCs w:val="24"/>
         </w:rPr>
-        <w:t>Следует отметить, после оперативного лечения, количество осложнений и неудовлетворительных функциональных результатов остается очень высоким и достигает 30% [20, 97, 34]. Повторные операции после остеосинтеза при ППОБК приходится выполнять каждому десятому пациенту [32], что во многом связано как c нарушением методики имплантации металлокострукций и техники операции, так и с неправильным послеоперационным ведением больного. Следовательно, при выборе хирургической тактики, представляется очень важным руководствоваться не только характером самого перелома и наличием достаточного материально-технического обеспечения МО для соблюдения техники имплантации той или иной металлоконструкции, но и уровнем профессионального навыка оперирующего хирурга.</w:t>
-      </w:r>
-    </w:p>
-    <w:p>
-      <w:pPr>
-        <w:spacing w:line="360" w:lineRule="auto"/>
-        <w:jc w:val="both"/>
-        <w:rPr>
-          <w:sz w:val="24"/>
-          <w:szCs w:val="24"/>
-        </w:rPr>
-      </w:pPr>
-      <w:r>
-        <w:rPr>
-          <w:sz w:val="24"/>
-          <w:szCs w:val="24"/>
-        </w:rPr>
-        <w:t>В России система оказания помощи пациентам с ППОБК существенно отличается от аналогичных в странах Европы и США [4], вследствии отсутствия единого протокола лечения этой группы больных. При лечении пациентов с ППОБК в РФ сохраняется ряд нерешенных проблем: необоснованно длительный пред- и/или послеоперационный период стационарного лечения, отсутствие достаточной реабилитационной поддержки и патронажа медицинским персоналом после выписки из стационара, а самое главное – необоснованное формирование концепции консервативного лечения у пациентов, которым в странах Европы и США проводилось бы оперативное лечение.</w:t>
-      </w:r>
-    </w:p>
-    <w:p>
-      <w:pPr>
-        <w:spacing w:line="360" w:lineRule="auto"/>
-        <w:jc w:val="both"/>
-        <w:rPr>
-          <w:sz w:val="24"/>
-          <w:szCs w:val="24"/>
-        </w:rPr>
-      </w:pPr>
-      <w:r>
-        <w:rPr>
-          <w:sz w:val="24"/>
-          <w:szCs w:val="24"/>
-        </w:rPr>
-        <w:t>Согласно данным ФГБУ «РНИИТО им. Р.Р.Вредена» за 2014 г., в стационарах Санкт-Петербурга средняя длительность пребывания пациента с ППОБК в стационаре составила 7 койко-дней (от 2 до 12), это свидетельствует о том, что части пациентов не проводилось требуемое оперативное лечение. В 2011 г. доля пациентов, не получивших хирургической помощи в больницах города, приблизилась к половине всех пациентов с ППОБК (46% лечились консервативно, 7% пациентов с ППОБК были отправлены домой из приемного отделения) [4]. По данным годового отчета НИИ организации здравоохранения и медицинского менеджмента Департамента здравоохранения г. Москвы за 2016 г., доля прооперированных пациентов с ППОБК в клиниках г. Москвы составила 63.6%; в то же время, в странах Европы хирургическая активность относительно данной группы пациентов приближается к 98% [57]. Кроме того, подавляющее большинство пациентов после выписки из стационара в РФ не получают полноценного курса восстановительного лечения и реабилитации.</w:t>
+        <w:t xml:space="preserve">Следует отметить, после оперативного лечения, количество осложнений и неудовлетворительных функциональных результатов остается очень высоким и достигает 30% [20, 97, 34]. Повторные операции после остеосинтеза при ППОБК приходится </w:t>
+      </w:r>
+      <w:r>
+        <w:rPr>
+          <w:sz w:val="24"/>
+          <w:szCs w:val="24"/>
+        </w:rPr>
+        <w:lastRenderedPageBreak/>
+        <w:t xml:space="preserve">выполнять каждому десятому пациенту [32], что во многом связано как c нарушением методики имплантации </w:t>
+      </w:r>
+      <w:proofErr w:type="spellStart"/>
+      <w:r>
+        <w:rPr>
+          <w:sz w:val="24"/>
+          <w:szCs w:val="24"/>
+        </w:rPr>
+        <w:t>металлокострукций</w:t>
+      </w:r>
+      <w:proofErr w:type="spellEnd"/>
+      <w:r>
+        <w:rPr>
+          <w:sz w:val="24"/>
+          <w:szCs w:val="24"/>
+        </w:rPr>
+        <w:t xml:space="preserve"> и техники операции, так и с неправильным послеоперационным ведением больного. Следовательно, при выборе хирургической тактики, представляется очень важным руководствоваться не только характером самого перелома и наличием достаточного материально-технического обеспечения МО для соблюдения техники имплантации той или иной металлоконструкции, но и уровнем профессионального навыка оперирующего хирурга.</w:t>
+      </w:r>
+    </w:p>
+    <w:p>
+      <w:pPr>
+        <w:spacing w:line="360" w:lineRule="auto"/>
+        <w:jc w:val="both"/>
+        <w:rPr>
+          <w:sz w:val="24"/>
+          <w:szCs w:val="24"/>
+        </w:rPr>
+      </w:pPr>
+      <w:r>
+        <w:rPr>
+          <w:sz w:val="24"/>
+          <w:szCs w:val="24"/>
+        </w:rPr>
+        <w:t xml:space="preserve">В России система оказания помощи пациентам с ППОБК существенно отличается от аналогичных в странах Европы и США [4], </w:t>
+      </w:r>
+      <w:proofErr w:type="spellStart"/>
+      <w:r>
+        <w:rPr>
+          <w:sz w:val="24"/>
+          <w:szCs w:val="24"/>
+        </w:rPr>
+        <w:t>вследствии</w:t>
+      </w:r>
+      <w:proofErr w:type="spellEnd"/>
+      <w:r>
+        <w:rPr>
+          <w:sz w:val="24"/>
+          <w:szCs w:val="24"/>
+        </w:rPr>
+        <w:t xml:space="preserve"> отсутствия единого протокола лечения этой группы больных. При лечении пациентов с ППОБК в РФ сохраняется ряд нерешенных проблем: необоснованно длительный пред- и/или послеоперационный период стационарного лечения, отсутствие достаточной реабилитационной поддержки и патронажа медицинским персоналом после выписки из стационара, а самое главное – необоснованное формирование концепции консервативного лечения у пациентов, которым в странах Европы и США проводилось бы оперативное лечение.</w:t>
+      </w:r>
+    </w:p>
+    <w:p>
+      <w:pPr>
+        <w:spacing w:line="360" w:lineRule="auto"/>
+        <w:jc w:val="both"/>
+        <w:rPr>
+          <w:sz w:val="24"/>
+          <w:szCs w:val="24"/>
+        </w:rPr>
+      </w:pPr>
+      <w:r>
+        <w:rPr>
+          <w:sz w:val="24"/>
+          <w:szCs w:val="24"/>
+        </w:rPr>
+        <w:t xml:space="preserve">Согласно данным ФГБУ «РНИИТО им. </w:t>
+      </w:r>
+      <w:proofErr w:type="spellStart"/>
+      <w:r>
+        <w:rPr>
+          <w:sz w:val="24"/>
+          <w:szCs w:val="24"/>
+        </w:rPr>
+        <w:t>Р.Р.Вредена</w:t>
+      </w:r>
+      <w:proofErr w:type="spellEnd"/>
+      <w:r>
+        <w:rPr>
+          <w:sz w:val="24"/>
+          <w:szCs w:val="24"/>
+        </w:rPr>
+        <w:t>» за 2014 г., в стационарах Санкт-Петербурга средняя длительность пребывания пациента с ППОБК в стационаре составила 7 койко-дней (от 2 до 12), это свидетельствует о том, что части пациентов не проводилось требуемое оперативное лечение. В 2011 г. доля пациентов, не получивших хирургической помощи в больницах города, приблизилась к половине всех пациентов с ППОБК (46% лечились консервативно, 7% пациентов с ППОБК были отправлены домой из приемного отделения) [4]. По данным годового отчета НИИ организации здравоохранения и медицинского менеджмента Департамента здравоохранения г. Москвы за 2016 г., доля прооперированных пациентов с ППОБК в клиниках г. Москвы составила 63.6%; в то же время, в странах Европы хирургическая активность относительно данной группы пациентов приближается к 98% [57]. Кроме того, подавляющее большинство пациентов после выписки из стационара в РФ не получают полноценного курса восстановительного лечения и реабилитации.</w:t>
       </w:r>
     </w:p>
     <w:p>
@@ -5214,7 +5765,71 @@
           <w:sz w:val="24"/>
           <w:szCs w:val="24"/>
         </w:rPr>
-        <w:t>Диагностика и лечение больных с переломами проксимального отдела бедренной кости (ППОБК) – это внеклассификационное понятие, объединяющее принципы обследования и лечению больных переломами головки бедренной кости, переломы шейки бедренной кости, чрезвертельные, межвертельные и подвертельные переломы.</w:t>
+        <w:t xml:space="preserve">Диагностика и лечение больных с переломами проксимального отдела бедренной кости (ППОБК) – это </w:t>
+      </w:r>
+      <w:proofErr w:type="spellStart"/>
+      <w:r>
+        <w:rPr>
+          <w:sz w:val="24"/>
+          <w:szCs w:val="24"/>
+        </w:rPr>
+        <w:t>внеклассификационное</w:t>
+      </w:r>
+      <w:proofErr w:type="spellEnd"/>
+      <w:r>
+        <w:rPr>
+          <w:sz w:val="24"/>
+          <w:szCs w:val="24"/>
+        </w:rPr>
+        <w:t xml:space="preserve"> понятие, объединяющее принципы обследования и лечению больных переломами головки бедренной кости, переломы шейки бедренной кости, </w:t>
+      </w:r>
+      <w:proofErr w:type="spellStart"/>
+      <w:r>
+        <w:rPr>
+          <w:sz w:val="24"/>
+          <w:szCs w:val="24"/>
+        </w:rPr>
+        <w:t>чрезвертельные</w:t>
+      </w:r>
+      <w:proofErr w:type="spellEnd"/>
+      <w:r>
+        <w:rPr>
+          <w:sz w:val="24"/>
+          <w:szCs w:val="24"/>
+        </w:rPr>
+        <w:t xml:space="preserve">, </w:t>
+      </w:r>
+      <w:proofErr w:type="spellStart"/>
+      <w:r>
+        <w:rPr>
+          <w:sz w:val="24"/>
+          <w:szCs w:val="24"/>
+        </w:rPr>
+        <w:t>межвертельные</w:t>
+      </w:r>
+      <w:proofErr w:type="spellEnd"/>
+      <w:r>
+        <w:rPr>
+          <w:sz w:val="24"/>
+          <w:szCs w:val="24"/>
+        </w:rPr>
+        <w:t xml:space="preserve"> и </w:t>
+      </w:r>
+      <w:proofErr w:type="spellStart"/>
+      <w:r>
+        <w:rPr>
+          <w:sz w:val="24"/>
+          <w:szCs w:val="24"/>
+        </w:rPr>
+        <w:t>подвертельные</w:t>
+      </w:r>
+      <w:proofErr w:type="spellEnd"/>
+      <w:r>
+        <w:rPr>
+          <w:sz w:val="24"/>
+          <w:szCs w:val="24"/>
+        </w:rPr>
+        <w:t xml:space="preserve"> переломы.</w:t>
       </w:r>
     </w:p>
     <w:p>
@@ -5279,12 +5894,101 @@
           <w:szCs w:val="24"/>
         </w:rPr>
       </w:pPr>
-      <w:r>
-        <w:rPr>
-          <w:sz w:val="24"/>
-          <w:szCs w:val="24"/>
-        </w:rPr>
-        <w:t>Низкоэнертетические повреждения возникают при незначительной травме (падение с высоты собственного роста). Причиной таких переломов является снижение количества костной ткани и изменение её качества при, например, остеопорозе, метастачических поражених костной ткани и подобных процессах, сопровождающихся изменением микроархитектоники трабекул, накоплением микропереломов трабекул, увеличением порозности кортикальной кости) [14] и встречаются в основном у пациентов старше 60 лет.</w:t>
+      <w:proofErr w:type="spellStart"/>
+      <w:r>
+        <w:rPr>
+          <w:sz w:val="24"/>
+          <w:szCs w:val="24"/>
+        </w:rPr>
+        <w:t>Низкоэнертетические</w:t>
+      </w:r>
+      <w:proofErr w:type="spellEnd"/>
+      <w:r>
+        <w:rPr>
+          <w:sz w:val="24"/>
+          <w:szCs w:val="24"/>
+        </w:rPr>
+        <w:t xml:space="preserve"> повреждения возникают при незначительной травме (падение с высоты собственного роста). Причиной таких переломов является снижение количества костной ткани и изменение её качества при, например, остеопорозе, </w:t>
+      </w:r>
+      <w:proofErr w:type="spellStart"/>
+      <w:r>
+        <w:rPr>
+          <w:sz w:val="24"/>
+          <w:szCs w:val="24"/>
+        </w:rPr>
+        <w:t>метастачических</w:t>
+      </w:r>
+      <w:proofErr w:type="spellEnd"/>
+      <w:r>
+        <w:rPr>
+          <w:sz w:val="24"/>
+          <w:szCs w:val="24"/>
+        </w:rPr>
+        <w:t xml:space="preserve"> </w:t>
+      </w:r>
+      <w:proofErr w:type="spellStart"/>
+      <w:r>
+        <w:rPr>
+          <w:sz w:val="24"/>
+          <w:szCs w:val="24"/>
+        </w:rPr>
+        <w:t>поражених</w:t>
+      </w:r>
+      <w:proofErr w:type="spellEnd"/>
+      <w:r>
+        <w:rPr>
+          <w:sz w:val="24"/>
+          <w:szCs w:val="24"/>
+        </w:rPr>
+        <w:t xml:space="preserve"> костной ткани и подобных процессах, сопровождающихся изменением </w:t>
+      </w:r>
+      <w:proofErr w:type="spellStart"/>
+      <w:r>
+        <w:rPr>
+          <w:sz w:val="24"/>
+          <w:szCs w:val="24"/>
+        </w:rPr>
+        <w:t>микроархитектоники</w:t>
+      </w:r>
+      <w:proofErr w:type="spellEnd"/>
+      <w:r>
+        <w:rPr>
+          <w:sz w:val="24"/>
+          <w:szCs w:val="24"/>
+        </w:rPr>
+        <w:t xml:space="preserve"> трабекул, накоплением </w:t>
+      </w:r>
+      <w:proofErr w:type="spellStart"/>
+      <w:r>
+        <w:rPr>
+          <w:sz w:val="24"/>
+          <w:szCs w:val="24"/>
+        </w:rPr>
+        <w:t>микропереломов</w:t>
+      </w:r>
+      <w:proofErr w:type="spellEnd"/>
+      <w:r>
+        <w:rPr>
+          <w:sz w:val="24"/>
+          <w:szCs w:val="24"/>
+        </w:rPr>
+        <w:t xml:space="preserve"> трабекул, увеличением </w:t>
+      </w:r>
+      <w:proofErr w:type="spellStart"/>
+      <w:r>
+        <w:rPr>
+          <w:sz w:val="24"/>
+          <w:szCs w:val="24"/>
+        </w:rPr>
+        <w:t>порозности</w:t>
+      </w:r>
+      <w:proofErr w:type="spellEnd"/>
+      <w:r>
+        <w:rPr>
+          <w:sz w:val="24"/>
+          <w:szCs w:val="24"/>
+        </w:rPr>
+        <w:t xml:space="preserve"> кортикальной кости) [14] и встречаются в основном у пациентов старше 60 лет.</w:t>
       </w:r>
     </w:p>
     <w:p>
@@ -5371,24 +6075,48 @@
           <w:sz w:val="24"/>
           <w:szCs w:val="24"/>
         </w:rPr>
-        <w:t>Риск возникновения перелома в вертельной области в течение жизни у мужчин составляет 6%, а у женщин достигает 18% [76], в Норвегии в 2015 г. по данным национального регистра ППОБК, соотношение мужчин и женщин составило 3 к 7 [128].</w:t>
-      </w:r>
-    </w:p>
-    <w:p>
-      <w:pPr>
-        <w:spacing w:line="360" w:lineRule="auto"/>
-        <w:jc w:val="both"/>
-        <w:rPr>
-          <w:sz w:val="24"/>
-          <w:szCs w:val="24"/>
-        </w:rPr>
-      </w:pPr>
-      <w:r>
-        <w:rPr>
-          <w:sz w:val="24"/>
-          <w:szCs w:val="24"/>
-        </w:rPr>
-        <w:t>Средний возраст пациентов с ППОБК, который в середине 1990-х составлял 81 год, вырос до 82 лет к 2015 году [168, 128]. С возрастом риск получить ППОБК увеличивается: в 50 лет он составляет 1,8%, в 60 лет – 4%, в 70 лет – 18%, а в 90 лет – 24% [88]. Кроме того, S.Berry сообщил</w:t>
+        <w:t xml:space="preserve">Риск возникновения перелома в вертельной области в течение жизни у мужчин составляет 6%, а у женщин достигает 18% [76], в Норвегии в 2015 г. по данным национального </w:t>
+      </w:r>
+      <w:r>
+        <w:rPr>
+          <w:sz w:val="24"/>
+          <w:szCs w:val="24"/>
+        </w:rPr>
+        <w:lastRenderedPageBreak/>
+        <w:t>регистра ППОБК, соотношение мужчин и женщин составило 3 к 7 [128].</w:t>
+      </w:r>
+    </w:p>
+    <w:p>
+      <w:pPr>
+        <w:spacing w:line="360" w:lineRule="auto"/>
+        <w:jc w:val="both"/>
+        <w:rPr>
+          <w:sz w:val="24"/>
+          <w:szCs w:val="24"/>
+        </w:rPr>
+      </w:pPr>
+      <w:r>
+        <w:rPr>
+          <w:sz w:val="24"/>
+          <w:szCs w:val="24"/>
+        </w:rPr>
+        <w:t xml:space="preserve">Средний возраст пациентов с ППОБК, который в середине 1990-х составлял 81 год, вырос до 82 лет к 2015 году [168, 128]. С возрастом риск получить ППОБК увеличивается: в 50 лет он составляет 1,8%, в 60 лет – 4%, в 70 лет – 18%, а в 90 лет – 24% [88]. Кроме того, </w:t>
+      </w:r>
+      <w:proofErr w:type="spellStart"/>
+      <w:r>
+        <w:rPr>
+          <w:sz w:val="24"/>
+          <w:szCs w:val="24"/>
+        </w:rPr>
+        <w:t>S.Berry</w:t>
+      </w:r>
+      <w:proofErr w:type="spellEnd"/>
+      <w:r>
+        <w:rPr>
+          <w:sz w:val="24"/>
+          <w:szCs w:val="24"/>
+        </w:rPr>
+        <w:t xml:space="preserve"> сообщил</w:t>
       </w:r>
       <w:r>
         <w:rPr>
@@ -5419,7 +6147,71 @@
           <w:sz w:val="24"/>
           <w:szCs w:val="24"/>
         </w:rPr>
-        <w:t>В 2011 г. в Санкт-Петербурге на базе трех крупных городских многопрофильных стационаров было проведено мультицентровое исследование, посвященное изучению контингента больных с ППОБК, а также видам, объемам и результатам оказываемой им специализированной помощи. Как и во всём мире, большинство пациентов составили женщины (71,7%) против 28,3% мужчин; весомая доля приходилась на пациентов старшей возрастной группы - 70 и более лет (71,4%). Две другие большие группы составили пациенты в возрасте 60 – 69 лет (11,9%) и 50-59 лет (10,2%). Среди всех пациентов с ППОБК чуть больше половины составили пациенты с переломами ШБК (52,0%), с чрезвертельными переломами - 41,9%. Пациентов с подвертельными переломами было значительно меньше (5,3%), а с изолированным переломом большого вертела БК – менее одного процента (0,8%).</w:t>
+        <w:t xml:space="preserve">В 2011 г. в Санкт-Петербурге на базе трех крупных городских многопрофильных стационаров было проведено мультицентровое исследование, посвященное изучению контингента больных с ППОБК, а также видам, объемам и результатам оказываемой им специализированной помощи. Как и во всём мире, большинство пациентов составили женщины (71,7%) против 28,3% мужчин; весомая доля приходилась на пациентов старшей возрастной группы - 70 и более лет (71,4%). Две другие большие группы составили пациенты в возрасте </w:t>
+      </w:r>
+      <w:proofErr w:type="gramStart"/>
+      <w:r>
+        <w:rPr>
+          <w:sz w:val="24"/>
+          <w:szCs w:val="24"/>
+        </w:rPr>
+        <w:t>60 – 69</w:t>
+      </w:r>
+      <w:proofErr w:type="gramEnd"/>
+      <w:r>
+        <w:rPr>
+          <w:sz w:val="24"/>
+          <w:szCs w:val="24"/>
+        </w:rPr>
+        <w:t xml:space="preserve"> лет (11,9%) и </w:t>
+      </w:r>
+      <w:proofErr w:type="gramStart"/>
+      <w:r>
+        <w:rPr>
+          <w:sz w:val="24"/>
+          <w:szCs w:val="24"/>
+        </w:rPr>
+        <w:t>50-59</w:t>
+      </w:r>
+      <w:proofErr w:type="gramEnd"/>
+      <w:r>
+        <w:rPr>
+          <w:sz w:val="24"/>
+          <w:szCs w:val="24"/>
+        </w:rPr>
+        <w:t xml:space="preserve"> лет (10,2%). Среди всех пациентов с ППОБК чуть больше половины составили пациенты с переломами ШБК (52,0%), с </w:t>
+      </w:r>
+      <w:proofErr w:type="spellStart"/>
+      <w:r>
+        <w:rPr>
+          <w:sz w:val="24"/>
+          <w:szCs w:val="24"/>
+        </w:rPr>
+        <w:t>чрезвертельными</w:t>
+      </w:r>
+      <w:proofErr w:type="spellEnd"/>
+      <w:r>
+        <w:rPr>
+          <w:sz w:val="24"/>
+          <w:szCs w:val="24"/>
+        </w:rPr>
+        <w:t xml:space="preserve"> переломами - 41,9%. Пациентов с </w:t>
+      </w:r>
+      <w:proofErr w:type="spellStart"/>
+      <w:r>
+        <w:rPr>
+          <w:sz w:val="24"/>
+          <w:szCs w:val="24"/>
+        </w:rPr>
+        <w:t>подвертельными</w:t>
+      </w:r>
+      <w:proofErr w:type="spellEnd"/>
+      <w:r>
+        <w:rPr>
+          <w:sz w:val="24"/>
+          <w:szCs w:val="24"/>
+        </w:rPr>
+        <w:t xml:space="preserve"> переломами было значительно меньше (5,3%), а с изолированным переломом большого вертела БК – менее одного процента (0,8%).</w:t>
       </w:r>
     </w:p>
     <w:p>
@@ -5453,7 +6245,23 @@
           <w:sz w:val="24"/>
           <w:szCs w:val="24"/>
         </w:rPr>
-        <w:t>В г. Москве за 2016 год суммарная среднегодовая потребность в экстренном оперативном лечении при ППОБК в клиниках, подведомственных Департаменту здравоохранения г. Москвы, составила 9743 операций в год, или 0.92 операции на 1000 взрослого населения [Годовой отчет по профилю «Травматология и ортопедия» Департамента здравоохранения г.Москвы за 2016 г., неопубликованные данные].</w:t>
+        <w:t xml:space="preserve">В г. Москве за 2016 год суммарная среднегодовая потребность в экстренном оперативном лечении при ППОБК в клиниках, подведомственных Департаменту здравоохранения г. Москвы, составила 9743 операций в год, или 0.92 операции на 1000 взрослого населения [Годовой отчет по профилю «Травматология и ортопедия» Департамента здравоохранения </w:t>
+      </w:r>
+      <w:proofErr w:type="spellStart"/>
+      <w:r>
+        <w:rPr>
+          <w:sz w:val="24"/>
+          <w:szCs w:val="24"/>
+        </w:rPr>
+        <w:t>г.Москвы</w:t>
+      </w:r>
+      <w:proofErr w:type="spellEnd"/>
+      <w:r>
+        <w:rPr>
+          <w:sz w:val="24"/>
+          <w:szCs w:val="24"/>
+        </w:rPr>
+        <w:t xml:space="preserve"> за 2016 г., неопубликованные данные].</w:t>
       </w:r>
     </w:p>
     <w:p>
@@ -5540,25 +6348,50 @@
           <w:sz w:val="24"/>
           <w:szCs w:val="24"/>
         </w:rPr>
-        <w:t>S72.1 Чрезвертельный перелом</w:t>
-      </w:r>
-    </w:p>
-    <w:p>
-      <w:pPr>
-        <w:spacing w:line="360" w:lineRule="auto"/>
-        <w:jc w:val="both"/>
-        <w:rPr>
-          <w:sz w:val="24"/>
-          <w:szCs w:val="24"/>
-        </w:rPr>
-      </w:pPr>
-      <w:r>
-        <w:rPr>
-          <w:sz w:val="24"/>
-          <w:szCs w:val="24"/>
-        </w:rPr>
-        <w:t>Перелом межвертельный</w:t>
-      </w:r>
+        <w:t xml:space="preserve">S72.1 </w:t>
+      </w:r>
+      <w:proofErr w:type="spellStart"/>
+      <w:r>
+        <w:rPr>
+          <w:sz w:val="24"/>
+          <w:szCs w:val="24"/>
+        </w:rPr>
+        <w:t>Чрезвертельный</w:t>
+      </w:r>
+      <w:proofErr w:type="spellEnd"/>
+      <w:r>
+        <w:rPr>
+          <w:sz w:val="24"/>
+          <w:szCs w:val="24"/>
+        </w:rPr>
+        <w:t xml:space="preserve"> перелом</w:t>
+      </w:r>
+    </w:p>
+    <w:p>
+      <w:pPr>
+        <w:spacing w:line="360" w:lineRule="auto"/>
+        <w:jc w:val="both"/>
+        <w:rPr>
+          <w:sz w:val="24"/>
+          <w:szCs w:val="24"/>
+        </w:rPr>
+      </w:pPr>
+      <w:r>
+        <w:rPr>
+          <w:sz w:val="24"/>
+          <w:szCs w:val="24"/>
+        </w:rPr>
+        <w:t xml:space="preserve">Перелом </w:t>
+      </w:r>
+      <w:proofErr w:type="spellStart"/>
+      <w:r>
+        <w:rPr>
+          <w:sz w:val="24"/>
+          <w:szCs w:val="24"/>
+        </w:rPr>
+        <w:t>межвертельный</w:t>
+      </w:r>
+      <w:proofErr w:type="spellEnd"/>
     </w:p>
     <w:p>
       <w:pPr>
@@ -5591,7 +6424,23 @@
           <w:sz w:val="24"/>
           <w:szCs w:val="24"/>
         </w:rPr>
-        <w:t>S72.2 Подвертельный перелом</w:t>
+        <w:t xml:space="preserve">S72.2 </w:t>
+      </w:r>
+      <w:proofErr w:type="spellStart"/>
+      <w:r>
+        <w:rPr>
+          <w:sz w:val="24"/>
+          <w:szCs w:val="24"/>
+        </w:rPr>
+        <w:t>Подвертельный</w:t>
+      </w:r>
+      <w:proofErr w:type="spellEnd"/>
+      <w:r>
+        <w:rPr>
+          <w:sz w:val="24"/>
+          <w:szCs w:val="24"/>
+        </w:rPr>
+        <w:t xml:space="preserve"> перелом</w:t>
       </w:r>
     </w:p>
     <w:p>
@@ -5610,6 +6459,7 @@
       </w:pPr>
       <w:bookmarkStart w:id="9" w:name="_Toc215328558"/>
       <w:r>
+        <w:lastRenderedPageBreak/>
         <w:t>2.</w:t>
       </w:r>
       <w:r>
@@ -5644,24 +6494,88 @@
           <w:sz w:val="24"/>
           <w:szCs w:val="24"/>
         </w:rPr>
-        <w:t>Переломы в метафизарных зонах делятся на внутрисуставные, когда линия перелома распространяется на суставную поверхность и внесуставные – переломы, отделяющие сустав от диафиза кости, но не распространяющиеся на суставную поверхность (могут быт внутрикапсульными) [117].</w:t>
-      </w:r>
-    </w:p>
-    <w:p>
-      <w:pPr>
-        <w:spacing w:line="360" w:lineRule="auto"/>
-        <w:jc w:val="both"/>
-        <w:rPr>
-          <w:sz w:val="24"/>
-          <w:szCs w:val="24"/>
-        </w:rPr>
-      </w:pPr>
-      <w:r>
-        <w:rPr>
-          <w:sz w:val="24"/>
-          <w:szCs w:val="24"/>
-        </w:rPr>
-        <w:t>Переломы проксимального отдела бедренной кости подразделяют на распространяющиеся на суставную поверхность и не распространяющиеся переломы внутрисуставные (переломы головки БК) и внесуставные [117]. В зависимости от локализации линии перелома по отношению к линии прикрепления капсулы тазобедренного сустава внесуставные переломы делятся на внутрикапсульные (переломы ШБК) и внекапсульные переломы (переломы вертельной области БК) [153].</w:t>
+        <w:t xml:space="preserve">Переломы в </w:t>
+      </w:r>
+      <w:proofErr w:type="spellStart"/>
+      <w:r>
+        <w:rPr>
+          <w:sz w:val="24"/>
+          <w:szCs w:val="24"/>
+        </w:rPr>
+        <w:t>метафизарных</w:t>
+      </w:r>
+      <w:proofErr w:type="spellEnd"/>
+      <w:r>
+        <w:rPr>
+          <w:sz w:val="24"/>
+          <w:szCs w:val="24"/>
+        </w:rPr>
+        <w:t xml:space="preserve"> зонах делятся на внутрисуставные, когда линия перелома распространяется на суставную поверхность и внесуставные – переломы, отделяющие сустав от диафиза кости, но не распространяющиеся на суставную поверхность (могут быт </w:t>
+      </w:r>
+      <w:proofErr w:type="spellStart"/>
+      <w:r>
+        <w:rPr>
+          <w:sz w:val="24"/>
+          <w:szCs w:val="24"/>
+        </w:rPr>
+        <w:t>внутрикапсульными</w:t>
+      </w:r>
+      <w:proofErr w:type="spellEnd"/>
+      <w:r>
+        <w:rPr>
+          <w:sz w:val="24"/>
+          <w:szCs w:val="24"/>
+        </w:rPr>
+        <w:t>) [117].</w:t>
+      </w:r>
+    </w:p>
+    <w:p>
+      <w:pPr>
+        <w:spacing w:line="360" w:lineRule="auto"/>
+        <w:jc w:val="both"/>
+        <w:rPr>
+          <w:sz w:val="24"/>
+          <w:szCs w:val="24"/>
+        </w:rPr>
+      </w:pPr>
+      <w:r>
+        <w:rPr>
+          <w:sz w:val="24"/>
+          <w:szCs w:val="24"/>
+        </w:rPr>
+        <w:t xml:space="preserve">Переломы проксимального отдела бедренной кости подразделяют на распространяющиеся на суставную поверхность и не распространяющиеся переломы внутрисуставные (переломы головки БК) и внесуставные [117]. В зависимости от локализации линии перелома по отношению к линии прикрепления капсулы тазобедренного сустава внесуставные переломы делятся на </w:t>
+      </w:r>
+      <w:proofErr w:type="spellStart"/>
+      <w:r>
+        <w:rPr>
+          <w:sz w:val="24"/>
+          <w:szCs w:val="24"/>
+        </w:rPr>
+        <w:t>внутрикапсульные</w:t>
+      </w:r>
+      <w:proofErr w:type="spellEnd"/>
+      <w:r>
+        <w:rPr>
+          <w:sz w:val="24"/>
+          <w:szCs w:val="24"/>
+        </w:rPr>
+        <w:t xml:space="preserve"> (переломы ШБК) и </w:t>
+      </w:r>
+      <w:proofErr w:type="spellStart"/>
+      <w:r>
+        <w:rPr>
+          <w:sz w:val="24"/>
+          <w:szCs w:val="24"/>
+        </w:rPr>
+        <w:t>внекапсульные</w:t>
+      </w:r>
+      <w:proofErr w:type="spellEnd"/>
+      <w:r>
+        <w:rPr>
+          <w:sz w:val="24"/>
+          <w:szCs w:val="24"/>
+        </w:rPr>
+        <w:t xml:space="preserve"> переломы (переломы вертельной области БК) [153].</w:t>
       </w:r>
     </w:p>
     <w:p>
@@ -5717,7 +6631,23 @@
           <w:sz w:val="24"/>
           <w:szCs w:val="24"/>
         </w:rPr>
-        <w:t>Для систематизации переломов головки бедренной кости, по данным литературы, наиболее часто используют классификацию Pipkin [139], согласно которой выделяют 4 типа переломов (Рис. 1):</w:t>
+        <w:t xml:space="preserve">Для систематизации переломов головки бедренной кости, по данным литературы, наиболее часто используют классификацию </w:t>
+      </w:r>
+      <w:proofErr w:type="spellStart"/>
+      <w:r>
+        <w:rPr>
+          <w:sz w:val="24"/>
+          <w:szCs w:val="24"/>
+        </w:rPr>
+        <w:t>Pipkin</w:t>
+      </w:r>
+      <w:proofErr w:type="spellEnd"/>
+      <w:r>
+        <w:rPr>
+          <w:sz w:val="24"/>
+          <w:szCs w:val="24"/>
+        </w:rPr>
+        <w:t xml:space="preserve"> [139], согласно которой выделяют 4 типа переломов (Рис. 1):</w:t>
       </w:r>
     </w:p>
     <w:p>
@@ -5742,7 +6672,23 @@
           <w:szCs w:val="24"/>
         </w:rPr>
         <w:tab/>
-        <w:t>I тип – переломы головки БК, дистальнее ямки головки бедренной кости</w:t>
+        <w:t xml:space="preserve">I тип – переломы головки БК, </w:t>
+      </w:r>
+      <w:proofErr w:type="spellStart"/>
+      <w:r>
+        <w:rPr>
+          <w:sz w:val="24"/>
+          <w:szCs w:val="24"/>
+        </w:rPr>
+        <w:t>дистальнее</w:t>
+      </w:r>
+      <w:proofErr w:type="spellEnd"/>
+      <w:r>
+        <w:rPr>
+          <w:sz w:val="24"/>
+          <w:szCs w:val="24"/>
+        </w:rPr>
+        <w:t xml:space="preserve"> ямки головки бедренной кости</w:t>
       </w:r>
     </w:p>
     <w:p>
@@ -5767,7 +6713,23 @@
           <w:szCs w:val="24"/>
         </w:rPr>
         <w:tab/>
-        <w:t>II тип – переломы головки БК, проксимальнее ямки головки бедренной кости</w:t>
+        <w:t xml:space="preserve">II тип – переломы головки БК, </w:t>
+      </w:r>
+      <w:proofErr w:type="spellStart"/>
+      <w:r>
+        <w:rPr>
+          <w:sz w:val="24"/>
+          <w:szCs w:val="24"/>
+        </w:rPr>
+        <w:t>проксимальнее</w:t>
+      </w:r>
+      <w:proofErr w:type="spellEnd"/>
+      <w:r>
+        <w:rPr>
+          <w:sz w:val="24"/>
+          <w:szCs w:val="24"/>
+        </w:rPr>
+        <w:t xml:space="preserve"> ямки головки бедренной кости</w:t>
       </w:r>
     </w:p>
     <w:p>
@@ -5833,6 +6795,7 @@
         <w:rPr>
           <w:noProof/>
         </w:rPr>
+        <w:lastRenderedPageBreak/>
         <mc:AlternateContent>
           <mc:Choice Requires="wps">
             <w:drawing>
